--- a/atelier/capsule_089_renovate.docx
+++ b/atelier/capsule_089_renovate.docx
@@ -339,7 +339,7 @@
           </w:tcPr>
           <w:p>
             <w:r>
-              <w:t xml:space="preserve">Capsule #85 lue (lock files, versions), lock files en place (#86-88)</w:t>
+              <w:t xml:space="preserve">Capsule lue (lock files, versions), lock files en place</w:t>
             </w:r>
           </w:p>
         </w:tc>
@@ -409,7 +409,7 @@
         <w:spacing w:after="120"/>
       </w:pPr>
       <w:r>
-        <w:t xml:space="preserve">Les lock files (capsule #85) ont résolu un problème : la reproductibilité. En figeant les versions exactes, on garantit que tout le monde construit la même chose. Mais ce gel a un revers : si on ne fait rien, les dépendances ne bougent JAMAIS. Or elles devraient bouger — pour recevoir les corrections de bugs et surtout les correctifs de sécurité que leurs auteurs publient régulièrement. Une dépendance figée en version 1.4.2 le restera, même si 1.4.8 corrige une faille critique.</w:t>
+        <w:t xml:space="preserve">Les lock files (capsule) ont résolu un problème : la reproductibilité. En figeant les versions exactes, on garantit que tout le monde construit la même chose. Mais ce gel a un revers : si on ne fait rien, les dépendances ne bougent JAMAIS. Or elles devraient bouger — pour recevoir les corrections de bugs et surtout les correctifs de sécurité que leurs auteurs publient régulièrement. Une dépendance figée en version 1.4.2 le restera, même si 1.4.8 corrige une faille critique.</w:t>
       </w:r>
     </w:p>
     <w:p>
@@ -552,37 +552,37 @@
                 <w:sz w:val="18"/>
                 <w:szCs w:val="18"/>
               </w:rPr>
-              <w:t xml:space="preserve">  1. SURVEILLE</w:t>
-            </w:r>
-          </w:p>
-          <w:p>
-            <w:r>
-              <w:rPr>
-                <w:rFonts w:ascii="Consolas" w:cs="Consolas" w:eastAsia="Consolas" w:hAnsi="Consolas"/>
-                <w:sz w:val="18"/>
-                <w:szCs w:val="18"/>
-              </w:rPr>
-              <w:t xml:space="preserve">     Le bot lit tes manifestes et tes lock files, et compare</w:t>
-            </w:r>
-          </w:p>
-          <w:p>
-            <w:r>
-              <w:rPr>
-                <w:rFonts w:ascii="Consolas" w:cs="Consolas" w:eastAsia="Consolas" w:hAnsi="Consolas"/>
-                <w:sz w:val="18"/>
-                <w:szCs w:val="18"/>
-              </w:rPr>
-              <w:t xml:space="preserve">     aux versions disponibles. Il sait que tu es en 1.4.2 et</w:t>
-            </w:r>
-          </w:p>
-          <w:p>
-            <w:r>
-              <w:rPr>
-                <w:rFonts w:ascii="Consolas" w:cs="Consolas" w:eastAsia="Consolas" w:hAnsi="Consolas"/>
-                <w:sz w:val="18"/>
-                <w:szCs w:val="18"/>
-              </w:rPr>
-              <w:t xml:space="preserve">     que 1.5.0 existe.</w:t>
+              <w:t xml:space="preserve"> 1. SURVEILLE</w:t>
+            </w:r>
+          </w:p>
+          <w:p>
+            <w:r>
+              <w:rPr>
+                <w:rFonts w:ascii="Consolas" w:cs="Consolas" w:eastAsia="Consolas" w:hAnsi="Consolas"/>
+                <w:sz w:val="18"/>
+                <w:szCs w:val="18"/>
+              </w:rPr>
+              <w:t xml:space="preserve"> Le bot lit tes manifestes et tes lock files, et compare</w:t>
+            </w:r>
+          </w:p>
+          <w:p>
+            <w:r>
+              <w:rPr>
+                <w:rFonts w:ascii="Consolas" w:cs="Consolas" w:eastAsia="Consolas" w:hAnsi="Consolas"/>
+                <w:sz w:val="18"/>
+                <w:szCs w:val="18"/>
+              </w:rPr>
+              <w:t xml:space="preserve"> aux versions disponibles. Il sait que tu es en 1.4.2 et</w:t>
+            </w:r>
+          </w:p>
+          <w:p>
+            <w:r>
+              <w:rPr>
+                <w:rFonts w:ascii="Consolas" w:cs="Consolas" w:eastAsia="Consolas" w:hAnsi="Consolas"/>
+                <w:sz w:val="18"/>
+                <w:szCs w:val="18"/>
+              </w:rPr>
+              <w:t xml:space="preserve"> que 1.5.0 existe.</w:t>
             </w:r>
           </w:p>
           <w:p>
@@ -602,47 +602,47 @@
                 <w:sz w:val="18"/>
                 <w:szCs w:val="18"/>
               </w:rPr>
-              <w:t xml:space="preserve">  2. PROPOSE (via une Merge Request)</w:t>
-            </w:r>
-          </w:p>
-          <w:p>
-            <w:r>
-              <w:rPr>
-                <w:rFonts w:ascii="Consolas" w:cs="Consolas" w:eastAsia="Consolas" w:hAnsi="Consolas"/>
-                <w:sz w:val="18"/>
-                <w:szCs w:val="18"/>
-              </w:rPr>
-              <w:t xml:space="preserve">     Pour chaque mise à jour, il OUVRE une MR dédiée :</w:t>
-            </w:r>
-          </w:p>
-          <w:p>
-            <w:r>
-              <w:rPr>
-                <w:rFonts w:ascii="Consolas" w:cs="Consolas" w:eastAsia="Consolas" w:hAnsi="Consolas"/>
-                <w:sz w:val="18"/>
-                <w:szCs w:val="18"/>
-              </w:rPr>
-              <w:t xml:space="preserve">       - met à jour le manifeste ET le lock file</w:t>
-            </w:r>
-          </w:p>
-          <w:p>
-            <w:r>
-              <w:rPr>
-                <w:rFonts w:ascii="Consolas" w:cs="Consolas" w:eastAsia="Consolas" w:hAnsi="Consolas"/>
-                <w:sz w:val="18"/>
-                <w:szCs w:val="18"/>
-              </w:rPr>
-              <w:t xml:space="preserve">       - décrit ce qui change (version, notes de version)</w:t>
-            </w:r>
-          </w:p>
-          <w:p>
-            <w:r>
-              <w:rPr>
-                <w:rFonts w:ascii="Consolas" w:cs="Consolas" w:eastAsia="Consolas" w:hAnsi="Consolas"/>
-                <w:sz w:val="18"/>
-                <w:szCs w:val="18"/>
-              </w:rPr>
-              <w:t xml:space="preserve">       - lien vers le changelog de la dépendance</w:t>
+              <w:t xml:space="preserve"> 2. PROPOSE (via une Merge Request)</w:t>
+            </w:r>
+          </w:p>
+          <w:p>
+            <w:r>
+              <w:rPr>
+                <w:rFonts w:ascii="Consolas" w:cs="Consolas" w:eastAsia="Consolas" w:hAnsi="Consolas"/>
+                <w:sz w:val="18"/>
+                <w:szCs w:val="18"/>
+              </w:rPr>
+              <w:t xml:space="preserve"> Pour chaque mise à jour, il OUVRE une MR dédiée :</w:t>
+            </w:r>
+          </w:p>
+          <w:p>
+            <w:r>
+              <w:rPr>
+                <w:rFonts w:ascii="Consolas" w:cs="Consolas" w:eastAsia="Consolas" w:hAnsi="Consolas"/>
+                <w:sz w:val="18"/>
+                <w:szCs w:val="18"/>
+              </w:rPr>
+              <w:t xml:space="preserve"> - met à jour le manifeste ET le lock file</w:t>
+            </w:r>
+          </w:p>
+          <w:p>
+            <w:r>
+              <w:rPr>
+                <w:rFonts w:ascii="Consolas" w:cs="Consolas" w:eastAsia="Consolas" w:hAnsi="Consolas"/>
+                <w:sz w:val="18"/>
+                <w:szCs w:val="18"/>
+              </w:rPr>
+              <w:t xml:space="preserve"> - décrit ce qui change (version, notes de version)</w:t>
+            </w:r>
+          </w:p>
+          <w:p>
+            <w:r>
+              <w:rPr>
+                <w:rFonts w:ascii="Consolas" w:cs="Consolas" w:eastAsia="Consolas" w:hAnsi="Consolas"/>
+                <w:sz w:val="18"/>
+                <w:szCs w:val="18"/>
+              </w:rPr>
+              <w:t xml:space="preserve"> - lien vers le changelog de la dépendance</w:t>
             </w:r>
           </w:p>
           <w:p>
@@ -662,47 +662,47 @@
                 <w:sz w:val="18"/>
                 <w:szCs w:val="18"/>
               </w:rPr>
-              <w:t xml:space="preserve">  3. TESTE (ton pipeline, sur la MR)</w:t>
-            </w:r>
-          </w:p>
-          <w:p>
-            <w:r>
-              <w:rPr>
-                <w:rFonts w:ascii="Consolas" w:cs="Consolas" w:eastAsia="Consolas" w:hAnsi="Consolas"/>
-                <w:sz w:val="18"/>
-                <w:szCs w:val="18"/>
-              </w:rPr>
-              <w:t xml:space="preserve">     La MR déclenche ton pipeline : build + tests tournent</w:t>
-            </w:r>
-          </w:p>
-          <w:p>
-            <w:r>
-              <w:rPr>
-                <w:rFonts w:ascii="Consolas" w:cs="Consolas" w:eastAsia="Consolas" w:hAnsi="Consolas"/>
-                <w:sz w:val="18"/>
-                <w:szCs w:val="18"/>
-              </w:rPr>
-              <w:t xml:space="preserve">     sur la nouvelle version AVANT toute adoption.</w:t>
-            </w:r>
-          </w:p>
-          <w:p>
-            <w:r>
-              <w:rPr>
-                <w:rFonts w:ascii="Consolas" w:cs="Consolas" w:eastAsia="Consolas" w:hAnsi="Consolas"/>
-                <w:sz w:val="18"/>
-                <w:szCs w:val="18"/>
-              </w:rPr>
-              <w:t xml:space="preserve">       -&gt; tests verts = la MAJ est sûre</w:t>
-            </w:r>
-          </w:p>
-          <w:p>
-            <w:r>
-              <w:rPr>
-                <w:rFonts w:ascii="Consolas" w:cs="Consolas" w:eastAsia="Consolas" w:hAnsi="Consolas"/>
-                <w:sz w:val="18"/>
-                <w:szCs w:val="18"/>
-              </w:rPr>
-              <w:t xml:space="preserve">       -&gt; tests rouges = la MAJ casse, on le voit AVANT prod</w:t>
+              <w:t xml:space="preserve"> 3. TESTE (ton pipeline, sur la MR)</w:t>
+            </w:r>
+          </w:p>
+          <w:p>
+            <w:r>
+              <w:rPr>
+                <w:rFonts w:ascii="Consolas" w:cs="Consolas" w:eastAsia="Consolas" w:hAnsi="Consolas"/>
+                <w:sz w:val="18"/>
+                <w:szCs w:val="18"/>
+              </w:rPr>
+              <w:t xml:space="preserve"> La MR déclenche ton pipeline : build + tests tournent</w:t>
+            </w:r>
+          </w:p>
+          <w:p>
+            <w:r>
+              <w:rPr>
+                <w:rFonts w:ascii="Consolas" w:cs="Consolas" w:eastAsia="Consolas" w:hAnsi="Consolas"/>
+                <w:sz w:val="18"/>
+                <w:szCs w:val="18"/>
+              </w:rPr>
+              <w:t xml:space="preserve"> sur la nouvelle version AVANT toute adoption.</w:t>
+            </w:r>
+          </w:p>
+          <w:p>
+            <w:r>
+              <w:rPr>
+                <w:rFonts w:ascii="Consolas" w:cs="Consolas" w:eastAsia="Consolas" w:hAnsi="Consolas"/>
+                <w:sz w:val="18"/>
+                <w:szCs w:val="18"/>
+              </w:rPr>
+              <w:t xml:space="preserve"> -&gt; tests verts = la MAJ est sûre</w:t>
+            </w:r>
+          </w:p>
+          <w:p>
+            <w:r>
+              <w:rPr>
+                <w:rFonts w:ascii="Consolas" w:cs="Consolas" w:eastAsia="Consolas" w:hAnsi="Consolas"/>
+                <w:sz w:val="18"/>
+                <w:szCs w:val="18"/>
+              </w:rPr>
+              <w:t xml:space="preserve"> -&gt; tests rouges = la MAJ casse, on le voit AVANT prod</w:t>
             </w:r>
           </w:p>
           <w:p>
@@ -722,27 +722,27 @@
                 <w:sz w:val="18"/>
                 <w:szCs w:val="18"/>
               </w:rPr>
-              <w:t xml:space="preserve">  4. L'HUMAIN VALIDE</w:t>
-            </w:r>
-          </w:p>
-          <w:p>
-            <w:r>
-              <w:rPr>
-                <w:rFonts w:ascii="Consolas" w:cs="Consolas" w:eastAsia="Consolas" w:hAnsi="Consolas"/>
-                <w:sz w:val="18"/>
-                <w:szCs w:val="18"/>
-              </w:rPr>
-              <w:t xml:space="preserve">     La squad relit, voit les tests, et merge (ou non).</w:t>
-            </w:r>
-          </w:p>
-          <w:p>
-            <w:r>
-              <w:rPr>
-                <w:rFonts w:ascii="Consolas" w:cs="Consolas" w:eastAsia="Consolas" w:hAnsi="Consolas"/>
-                <w:sz w:val="18"/>
-                <w:szCs w:val="18"/>
-              </w:rPr>
-              <w:t xml:space="preserve">     La montée de version est un choix, pas une surprise.</w:t>
+              <w:t xml:space="preserve"> 4. L'HUMAIN VALIDE</w:t>
+            </w:r>
+          </w:p>
+          <w:p>
+            <w:r>
+              <w:rPr>
+                <w:rFonts w:ascii="Consolas" w:cs="Consolas" w:eastAsia="Consolas" w:hAnsi="Consolas"/>
+                <w:sz w:val="18"/>
+                <w:szCs w:val="18"/>
+              </w:rPr>
+              <w:t xml:space="preserve"> La squad relit, voit les tests, et merge (ou non).</w:t>
+            </w:r>
+          </w:p>
+          <w:p>
+            <w:r>
+              <w:rPr>
+                <w:rFonts w:ascii="Consolas" w:cs="Consolas" w:eastAsia="Consolas" w:hAnsi="Consolas"/>
+                <w:sz w:val="18"/>
+                <w:szCs w:val="18"/>
+              </w:rPr>
+              <w:t xml:space="preserve"> La montée de version est un choix, pas une surprise.</w:t>
             </w:r>
           </w:p>
         </w:tc>
